--- a/Gulf-of-America-King-Mackerel-Ecosystem-and-Socioeconomic-Profile--ESP-.docx
+++ b/Gulf-of-America-King-Mackerel-Ecosystem-and-Socioeconomic-Profile--ESP-.docx
@@ -23,7 +23,7 @@
         <w:pStyle w:val="Date"/>
       </w:pPr>
       <w:r>
-        <w:t xml:space="preserve">2026-01-15</w:t>
+        <w:t xml:space="preserve">2026-04-24</w:t>
       </w:r>
     </w:p>
     <w:sdt>
@@ -78,7 +78,7 @@
         </w:p>
       </w:sdtContent>
     </w:sdt>
-    <w:bookmarkStart w:id="23" w:name="introduction"/>
+    <w:bookmarkStart w:id="21" w:name="introduction"/>
     <w:p>
       <w:pPr>
         <w:pStyle w:val="Heading1"/>
@@ -128,18 +128,18 @@
                 <wp:inline>
                   <wp:extent cx="152400" cy="152400"/>
                   <wp:effectExtent b="0" l="0" r="0" t="0"/>
-                  <wp:docPr descr="" title="" id="21" name="Picture"/>
+                  <wp:docPr descr="" title="" id="19" name="Picture"/>
                   <a:graphic>
                     <a:graphicData uri="http://schemas.openxmlformats.org/drawingml/2006/picture">
                       <pic:pic>
                         <pic:nvPicPr>
-                          <pic:cNvPr descr="/opt/quarto/share/formats/docx/note.png" id="22" name="Picture"/>
+                          <pic:cNvPr descr="/opt/quarto/share/formats/docx/note.png" id="20" name="Picture"/>
                           <pic:cNvPicPr>
                             <a:picLocks noChangeArrowheads="1" noChangeAspect="1"/>
                           </pic:cNvPicPr>
                         </pic:nvPicPr>
                         <pic:blipFill>
-                          <a:blip r:embed="rId20"/>
+                          <a:blip r:embed="rId18"/>
                           <a:stretch>
                             <a:fillRect/>
                           </a:stretch>
@@ -203,8 +203,8 @@
         </w:tc>
       </w:tr>
     </w:tbl>
-    <w:bookmarkEnd w:id="23"/>
-    <w:bookmarkStart w:id="25" w:name="about-this-report"/>
+    <w:bookmarkEnd w:id="21"/>
+    <w:bookmarkStart w:id="23" w:name="about-this-report"/>
     <w:p>
       <w:pPr>
         <w:pStyle w:val="Heading1"/>
@@ -236,7 +236,7 @@
       <w:r>
         <w:t xml:space="preserve">This report was created in Quarto (</w:t>
       </w:r>
-      <w:hyperlink r:id="rId24">
+      <w:hyperlink r:id="rId22">
         <w:r>
           <w:rPr>
             <w:rStyle w:val="Hyperlink"/>
@@ -270,8 +270,8 @@
         <w:t xml:space="preserve">).</w:t>
       </w:r>
     </w:p>
-    <w:bookmarkEnd w:id="25"/>
-    <w:bookmarkStart w:id="30" w:name="indicator-selection"/>
+    <w:bookmarkEnd w:id="23"/>
+    <w:bookmarkStart w:id="28" w:name="indicator-selection"/>
     <w:p>
       <w:pPr>
         <w:pStyle w:val="Heading1"/>
@@ -321,7 +321,7 @@
       <w:tr>
         <w:tc>
           <w:tcPr/>
-          <w:bookmarkStart w:id="29" w:name="fig-flowchart"/>
+          <w:bookmarkStart w:id="27" w:name="fig-flowchart"/>
           <w:p>
             <w:pPr>
               <w:pStyle w:val="Compact"/>
@@ -332,18 +332,18 @@
                 <wp:inline>
                   <wp:extent cx="4905375" cy="2855760"/>
                   <wp:effectExtent b="0" l="0" r="0" t="0"/>
-                  <wp:docPr descr="" title="" id="27" name="Picture"/>
+                  <wp:docPr descr="" title="" id="25" name="Picture"/>
                   <a:graphic>
                     <a:graphicData uri="http://schemas.openxmlformats.org/drawingml/2006/picture">
                       <pic:pic>
                         <pic:nvPicPr>
-                          <pic:cNvPr descr="figures/images/process_flow_chart.png" id="28" name="Picture"/>
+                          <pic:cNvPr descr="figures/images/process_flow_chart.png" id="26" name="Picture"/>
                           <pic:cNvPicPr>
                             <a:picLocks noChangeArrowheads="1" noChangeAspect="1"/>
                           </pic:cNvPicPr>
                         </pic:nvPicPr>
                         <pic:blipFill>
-                          <a:blip r:embed="rId26"/>
+                          <a:blip r:embed="rId24"/>
                           <a:stretch>
                             <a:fillRect/>
                           </a:stretch>
@@ -383,7 +383,7 @@
               <w:t xml:space="preserve">Figure 3.1: Process for selecting indicators for the U.S. Caribbean Ecosystem Status Report.</w:t>
             </w:r>
           </w:p>
-          <w:bookmarkEnd w:id="29"/>
+          <w:bookmarkEnd w:id="27"/>
         </w:tc>
       </w:tr>
     </w:tbl>
@@ -398,14 +398,14 @@
         <w:t xml:space="preserve"> </w:t>
       </w:r>
       <w:r>
-        <w:t xml:space="preserve">(Montenero, Kelble, and Broughton 2021)</w:t>
+        <w:t xml:space="preserve">(Montenero et al. 2021)</w:t>
       </w:r>
       <w:r>
         <w:t xml:space="preserve">. This decision matrix was composed of a list of proposed indicators compiled from the conceptual models as well as proposed indicators provided via expert input. These potential indicators were vetted and edited by expert small working groups, who then scored a decision matrix of potential indicators against the following decision criteria: long term data availability, measurability, sensitivity to environmental changes, specificity, spatial and temporal scalability, relevance to specific FMP objectives, and responsiveness to management actions.</w:t>
       </w:r>
     </w:p>
-    <w:bookmarkEnd w:id="30"/>
-    <w:bookmarkStart w:id="35" w:name="X366ab4022f56dcde7c1c0407e9a51433e263c21"/>
+    <w:bookmarkEnd w:id="28"/>
+    <w:bookmarkStart w:id="33" w:name="X366ab4022f56dcde7c1c0407e9a51433e263c21"/>
     <w:p>
       <w:pPr>
         <w:pStyle w:val="Heading1"/>
@@ -449,7 +449,7 @@
       <w:tr>
         <w:tc>
           <w:tcPr/>
-          <w:bookmarkStart w:id="34" w:name="fig-explot"/>
+          <w:bookmarkStart w:id="32" w:name="fig-explot"/>
           <w:p>
             <w:pPr>
               <w:pStyle w:val="Compact"/>
@@ -460,18 +460,18 @@
                 <wp:inline>
                   <wp:extent cx="5943600" cy="1636070"/>
                   <wp:effectExtent b="0" l="0" r="0" t="0"/>
-                  <wp:docPr descr="" title="" id="32" name="Picture"/>
+                  <wp:docPr descr="" title="" id="30" name="Picture"/>
                   <a:graphic>
                     <a:graphicData uri="http://schemas.openxmlformats.org/drawingml/2006/picture">
                       <pic:pic>
                         <pic:nvPicPr>
-                          <pic:cNvPr descr="figures/images/indicator_selection_diagram.png" id="33" name="Picture"/>
+                          <pic:cNvPr descr="figures/images/indicator_selection_diagram.png" id="31" name="Picture"/>
                           <pic:cNvPicPr>
                             <a:picLocks noChangeArrowheads="1" noChangeAspect="1"/>
                           </pic:cNvPicPr>
                         </pic:nvPicPr>
                         <pic:blipFill>
-                          <a:blip r:embed="rId31"/>
+                          <a:blip r:embed="rId29"/>
                           <a:stretch>
                             <a:fillRect/>
                           </a:stretch>
@@ -511,18 +511,54 @@
               <w:t xml:space="preserve">Figure 4.1: Example time series plot, showing an indicator plotted with its mean and standard deviation, and trend analysis for the most recent five years of data. See text for a more detailed description of specific calculations.</w:t>
             </w:r>
           </w:p>
-          <w:bookmarkEnd w:id="34"/>
+          <w:bookmarkEnd w:id="32"/>
         </w:tc>
       </w:tr>
     </w:tbl>
+    <w:bookmarkEnd w:id="33"/>
+    <w:bookmarkStart w:id="34" w:name="section-1"/>
+    <w:p>
+      <w:pPr>
+        <w:pStyle w:val="Heading1"/>
+      </w:pPr>
+      <w:r>
+        <w:t xml:space="preserve">5. Section 1</w:t>
+      </w:r>
+    </w:p>
+    <w:p>
+      <w:pPr>
+        <w:pStyle w:val="FirstParagraph"/>
+      </w:pPr>
+      <w:r>
+        <w:t xml:space="preserve">Lorem ipsum dolor sit amet, consectetur adipiscing elit. Aenean molestie eleifend lectus sed ultricies. Quisque gravida augue quis bibendum aliquam. Praesent id elit in quam rutrum rhoncus. Suspendisse ornare cursus turpis nec euismod. Mauris tristique libero eget risus imperdiet faucibus. Pellentesque congue a velit et pharetra. Cras semper non mauris et sagittis. Etiam maximus lectus in hendrerit dapibus. Sed aliquet tellus non molestie elementum. Etiam quis dapibus ligula. Cras ac ultrices nunc.</w:t>
+      </w:r>
+    </w:p>
+    <w:bookmarkEnd w:id="34"/>
+    <w:bookmarkStart w:id="35" w:name="section-2"/>
+    <w:p>
+      <w:pPr>
+        <w:pStyle w:val="Heading1"/>
+      </w:pPr>
+      <w:r>
+        <w:t xml:space="preserve">6. Section 2</w:t>
+      </w:r>
+    </w:p>
+    <w:p>
+      <w:pPr>
+        <w:pStyle w:val="FirstParagraph"/>
+      </w:pPr>
+      <w:r>
+        <w:t xml:space="preserve">Lorem ipsum dolor sit amet, consectetur adipiscing elit. Aenean molestie eleifend lectus sed ultricies. Quisque gravida augue quis bibendum aliquam. Praesent id elit in quam rutrum rhoncus. Suspendisse ornare cursus turpis nec euismod. Mauris tristique libero eget risus imperdiet faucibus. Pellentesque congue a velit et pharetra. Cras semper non mauris et sagittis. Etiam maximus lectus in hendrerit dapibus. Sed aliquet tellus non molestie elementum. Etiam quis dapibus ligula. Cras ac ultrices nunc.</w:t>
+      </w:r>
+    </w:p>
     <w:bookmarkEnd w:id="35"/>
-    <w:bookmarkStart w:id="36" w:name="section-1"/>
+    <w:bookmarkStart w:id="36" w:name="section-3"/>
     <w:p>
       <w:pPr>
         <w:pStyle w:val="Heading1"/>
       </w:pPr>
       <w:r>
-        <w:t xml:space="preserve">5. Section 1</w:t>
+        <w:t xml:space="preserve">7. Section 3</w:t>
       </w:r>
     </w:p>
     <w:p>
@@ -534,13 +570,13 @@
       </w:r>
     </w:p>
     <w:bookmarkEnd w:id="36"/>
-    <w:bookmarkStart w:id="37" w:name="section-2"/>
+    <w:bookmarkStart w:id="37" w:name="section-4"/>
     <w:p>
       <w:pPr>
         <w:pStyle w:val="Heading1"/>
       </w:pPr>
       <w:r>
-        <w:t xml:space="preserve">6. Section 2</w:t>
+        <w:t xml:space="preserve">8. Section 4</w:t>
       </w:r>
     </w:p>
     <w:p>
@@ -552,13 +588,22 @@
       </w:r>
     </w:p>
     <w:bookmarkEnd w:id="37"/>
-    <w:bookmarkStart w:id="38" w:name="section-3"/>
+    <w:bookmarkStart w:id="41" w:name="acknowledgments"/>
     <w:p>
       <w:pPr>
         <w:pStyle w:val="Heading1"/>
       </w:pPr>
       <w:r>
-        <w:t xml:space="preserve">7. Section 3</w:t>
+        <w:t xml:space="preserve">9. Acknowledgments</w:t>
+      </w:r>
+    </w:p>
+    <w:bookmarkStart w:id="38" w:name="contributions"/>
+    <w:p>
+      <w:pPr>
+        <w:pStyle w:val="Heading2"/>
+      </w:pPr>
+      <w:r>
+        <w:t xml:space="preserve">9.1 Contributions</w:t>
       </w:r>
     </w:p>
     <w:p>
@@ -566,17 +611,17 @@
         <w:pStyle w:val="FirstParagraph"/>
       </w:pPr>
       <w:r>
-        <w:t xml:space="preserve">Lorem ipsum dolor sit amet, consectetur adipiscing elit. Aenean molestie eleifend lectus sed ultricies. Quisque gravida augue quis bibendum aliquam. Praesent id elit in quam rutrum rhoncus. Suspendisse ornare cursus turpis nec euismod. Mauris tristique libero eget risus imperdiet faucibus. Pellentesque congue a velit et pharetra. Cras semper non mauris et sagittis. Etiam maximus lectus in hendrerit dapibus. Sed aliquet tellus non molestie elementum. Etiam quis dapibus ligula. Cras ac ultrices nunc.</w:t>
+        <w:t xml:space="preserve">This report would like to acknowledge the efforts and contributions of:</w:t>
       </w:r>
     </w:p>
     <w:bookmarkEnd w:id="38"/>
-    <w:bookmarkStart w:id="39" w:name="section-4"/>
-    <w:p>
-      <w:pPr>
-        <w:pStyle w:val="Heading1"/>
-      </w:pPr>
-      <w:r>
-        <w:t xml:space="preserve">8. Section 4</w:t>
+    <w:bookmarkStart w:id="40" w:name="resources"/>
+    <w:p>
+      <w:pPr>
+        <w:pStyle w:val="Heading2"/>
+      </w:pPr>
+      <w:r>
+        <w:t xml:space="preserve">9.2 Resources</w:t>
       </w:r>
     </w:p>
     <w:p>
@@ -584,57 +629,12 @@
         <w:pStyle w:val="FirstParagraph"/>
       </w:pPr>
       <w:r>
-        <w:t xml:space="preserve">Lorem ipsum dolor sit amet, consectetur adipiscing elit. Aenean molestie eleifend lectus sed ultricies. Quisque gravida augue quis bibendum aliquam. Praesent id elit in quam rutrum rhoncus. Suspendisse ornare cursus turpis nec euismod. Mauris tristique libero eget risus imperdiet faucibus. Pellentesque congue a velit et pharetra. Cras semper non mauris et sagittis. Etiam maximus lectus in hendrerit dapibus. Sed aliquet tellus non molestie elementum. Etiam quis dapibus ligula. Cras ac ultrices nunc.</w:t>
-      </w:r>
-    </w:p>
-    <w:bookmarkEnd w:id="39"/>
-    <w:bookmarkStart w:id="43" w:name="acknowledgments"/>
-    <w:p>
-      <w:pPr>
-        <w:pStyle w:val="Heading1"/>
-      </w:pPr>
-      <w:r>
-        <w:t xml:space="preserve">9. Acknowledgments</w:t>
-      </w:r>
-    </w:p>
-    <w:bookmarkStart w:id="40" w:name="contributions"/>
-    <w:p>
-      <w:pPr>
-        <w:pStyle w:val="Heading2"/>
-      </w:pPr>
-      <w:r>
-        <w:t xml:space="preserve">9.1 Contributions</w:t>
-      </w:r>
-    </w:p>
-    <w:p>
-      <w:pPr>
-        <w:pStyle w:val="FirstParagraph"/>
-      </w:pPr>
-      <w:r>
-        <w:t xml:space="preserve">This report would like to acknowledge the efforts and contributions of:</w:t>
-      </w:r>
-    </w:p>
-    <w:bookmarkEnd w:id="40"/>
-    <w:bookmarkStart w:id="42" w:name="resources"/>
-    <w:p>
-      <w:pPr>
-        <w:pStyle w:val="Heading2"/>
-      </w:pPr>
-      <w:r>
-        <w:t xml:space="preserve">9.2 Resources</w:t>
-      </w:r>
-    </w:p>
-    <w:p>
-      <w:pPr>
-        <w:pStyle w:val="FirstParagraph"/>
-      </w:pPr>
-      <w:r>
         <w:t xml:space="preserve">This repo and GitHub Action associated with generating this report was based on the Openscapes tutorial</w:t>
       </w:r>
       <w:r>
         <w:t xml:space="preserve"> </w:t>
       </w:r>
-      <w:hyperlink r:id="rId41">
+      <w:hyperlink r:id="rId39">
         <w:r>
           <w:rPr>
             <w:rStyle w:val="Hyperlink"/>
@@ -649,9 +649,9 @@
         <w:t xml:space="preserve">by Julia Lowndes and Stefanie Butland.</w:t>
       </w:r>
     </w:p>
-    <w:bookmarkEnd w:id="42"/>
-    <w:bookmarkEnd w:id="43"/>
-    <w:bookmarkStart w:id="46" w:name="contributors"/>
+    <w:bookmarkEnd w:id="40"/>
+    <w:bookmarkEnd w:id="41"/>
+    <w:bookmarkStart w:id="44" w:name="contributors"/>
     <w:p>
       <w:pPr>
         <w:pStyle w:val="Heading1"/>
@@ -660,7 +660,7 @@
         <w:t xml:space="preserve">10. Contributors</w:t>
       </w:r>
     </w:p>
-    <w:bookmarkStart w:id="44" w:name="editors"/>
+    <w:bookmarkStart w:id="42" w:name="editors"/>
     <w:p>
       <w:pPr>
         <w:pStyle w:val="Heading2"/>
@@ -687,8 +687,8 @@
         <w:t xml:space="preserve">xxx</w:t>
       </w:r>
     </w:p>
-    <w:bookmarkEnd w:id="44"/>
-    <w:bookmarkStart w:id="45" w:name="contributors-1"/>
+    <w:bookmarkEnd w:id="42"/>
+    <w:bookmarkStart w:id="43" w:name="contributors-1"/>
     <w:p>
       <w:pPr>
         <w:pStyle w:val="Heading2"/>
@@ -715,9 +715,9 @@
         <w:t xml:space="preserve">xxx</w:t>
       </w:r>
     </w:p>
-    <w:bookmarkEnd w:id="45"/>
-    <w:bookmarkEnd w:id="46"/>
-    <w:bookmarkStart w:id="52" w:name="references"/>
+    <w:bookmarkEnd w:id="43"/>
+    <w:bookmarkEnd w:id="44"/>
+    <w:bookmarkStart w:id="50" w:name="references"/>
     <w:p>
       <w:pPr>
         <w:pStyle w:val="Heading1"/>
@@ -726,8 +726,8 @@
         <w:t xml:space="preserve">References</w:t>
       </w:r>
     </w:p>
-    <w:bookmarkStart w:id="51" w:name="refs"/>
-    <w:bookmarkStart w:id="48" w:name="ref-MONTENERO2021104489"/>
+    <w:bookmarkStart w:id="49" w:name="refs"/>
+    <w:bookmarkStart w:id="46" w:name="ref-MONTENERO2021104489"/>
     <w:p>
       <w:pPr>
         <w:pStyle w:val="Bibliography"/>
@@ -757,7 +757,7 @@
       <w:r>
         <w:t xml:space="preserve">129: 104489. https://doi.org/</w:t>
       </w:r>
-      <w:hyperlink r:id="rId47">
+      <w:hyperlink r:id="rId45">
         <w:r>
           <w:rPr>
             <w:rStyle w:val="Hyperlink"/>
@@ -769,20 +769,20 @@
         <w:t xml:space="preserve">.</w:t>
       </w:r>
     </w:p>
-    <w:bookmarkEnd w:id="48"/>
-    <w:bookmarkStart w:id="50" w:name="ref-seara2024"/>
+    <w:bookmarkEnd w:id="46"/>
+    <w:bookmarkStart w:id="48" w:name="ref-seara2024"/>
     <w:p>
       <w:pPr>
         <w:pStyle w:val="Bibliography"/>
       </w:pPr>
       <w:r>
-        <w:t xml:space="preserve">Seara, Tarsila, Stacey M. Williams, Kiara Acevedo, Graciela Garcia-Molliner, Orian Tzadik, Michelle Duval, and Juan J. Cruz-Motta. 2024.</w:t>
+        <w:t xml:space="preserve">Seara, Tarsila, Stacey M. Williams, Kiara Acevedo, et al. 2024.</w:t>
       </w:r>
       <w:r>
         <w:t xml:space="preserve"> </w:t>
       </w:r>
       <w:r>
-        <w:t xml:space="preserve">“Development and Analyses of Stakeholder Driven Conceptual Models to Support the Implementation of Ecosystem-Based Fisheries Management in the U.S. Caribbean.”</w:t>
+        <w:t xml:space="preserve">“Development and Analyses of Stakeholder Driven Conceptual Models to Support the Implementation of Ecosystem-Based Fisheries Management in the u.s. Caribbean.”</w:t>
       </w:r>
       <w:r>
         <w:t xml:space="preserve"> </w:t>
@@ -803,7 +803,7 @@
       <w:r>
         <w:t xml:space="preserve"> </w:t>
       </w:r>
-      <w:hyperlink r:id="rId49">
+      <w:hyperlink r:id="rId47">
         <w:r>
           <w:rPr>
             <w:rStyle w:val="Hyperlink"/>
@@ -815,9 +815,9 @@
         <w:t xml:space="preserve">.</w:t>
       </w:r>
     </w:p>
+    <w:bookmarkEnd w:id="48"/>
+    <w:bookmarkEnd w:id="49"/>
     <w:bookmarkEnd w:id="50"/>
-    <w:bookmarkEnd w:id="51"/>
-    <w:bookmarkEnd w:id="52"/>
     <w:sectPr>
       <w:footerReference r:id="rId9" w:type="default"/>
       <w:pgSz w:h="15840" w:w="12240"/>

--- a/Gulf-of-America-King-Mackerel-Ecosystem-and-Socioeconomic-Profile--ESP-.docx
+++ b/Gulf-of-America-King-Mackerel-Ecosystem-and-Socioeconomic-Profile--ESP-.docx
@@ -23,7 +23,7 @@
         <w:pStyle w:val="Date"/>
       </w:pPr>
       <w:r>
-        <w:t xml:space="preserve">2026-04-24</w:t>
+        <w:t xml:space="preserve">2026-04-27</w:t>
       </w:r>
     </w:p>
     <w:sdt>

--- a/Gulf-of-America-King-Mackerel-Ecosystem-and-Socioeconomic-Profile--ESP-.docx
+++ b/Gulf-of-America-King-Mackerel-Ecosystem-and-Socioeconomic-Profile--ESP-.docx
@@ -23,7 +23,7 @@
         <w:pStyle w:val="Date"/>
       </w:pPr>
       <w:r>
-        <w:t xml:space="preserve">2026-04-27</w:t>
+        <w:t xml:space="preserve">2026-04-28</w:t>
       </w:r>
     </w:p>
     <w:sdt>
